--- a/Andere Aufgaben/Aufgabe 9/Whiteboxtest.docx
+++ b/Andere Aufgaben/Aufgabe 9/Whiteboxtest.docx
@@ -113,12 +113,6 @@
         <w:gridCol w:w="1289"/>
       </w:tblGrid>
       <w:tr>
-        <w:tblPrEx>
-          <w:tblCellMar>
-            <w:top w:w="0" w:type="dxa"/>
-            <w:bottom w:w="0" w:type="dxa"/>
-          </w:tblCellMar>
-        </w:tblPrEx>
         <w:trPr>
           <w:trHeight w:val="210"/>
           <w:tblHeader/>
@@ -305,12 +299,6 @@
         </w:tc>
       </w:tr>
       <w:tr>
-        <w:tblPrEx>
-          <w:tblCellMar>
-            <w:top w:w="0" w:type="dxa"/>
-            <w:bottom w:w="0" w:type="dxa"/>
-          </w:tblCellMar>
-        </w:tblPrEx>
         <w:trPr>
           <w:trHeight w:val="752"/>
         </w:trPr>
@@ -560,12 +548,6 @@
         </w:tc>
       </w:tr>
       <w:tr>
-        <w:tblPrEx>
-          <w:tblCellMar>
-            <w:top w:w="0" w:type="dxa"/>
-            <w:bottom w:w="0" w:type="dxa"/>
-          </w:tblCellMar>
-        </w:tblPrEx>
         <w:trPr>
           <w:trHeight w:val="736"/>
         </w:trPr>
@@ -815,12 +797,6 @@
         </w:tc>
       </w:tr>
       <w:tr>
-        <w:tblPrEx>
-          <w:tblCellMar>
-            <w:top w:w="0" w:type="dxa"/>
-            <w:bottom w:w="0" w:type="dxa"/>
-          </w:tblCellMar>
-        </w:tblPrEx>
         <w:trPr>
           <w:trHeight w:val="556"/>
         </w:trPr>
@@ -883,14 +859,7 @@
                 <w:sz w:val="14"/>
                 <w:szCs w:val="14"/>
               </w:rPr>
-              <w:t xml:space="preserve"> Pfad B: Titel gültig </w:t>
-            </w:r>
-            <w:r>
-              <w:rPr>
-                <w:sz w:val="14"/>
-                <w:szCs w:val="14"/>
-              </w:rPr>
-              <w:t>(</w:t>
+              <w:t xml:space="preserve"> Pfad B: Titel gültig (</w:t>
             </w:r>
             <w:proofErr w:type="spellStart"/>
             <w:r>
@@ -1061,12 +1030,6 @@
         </w:tc>
       </w:tr>
       <w:tr>
-        <w:tblPrEx>
-          <w:tblCellMar>
-            <w:top w:w="0" w:type="dxa"/>
-            <w:bottom w:w="0" w:type="dxa"/>
-          </w:tblCellMar>
-        </w:tblPrEx>
         <w:trPr>
           <w:trHeight w:val="570"/>
         </w:trPr>
@@ -1129,14 +1092,7 @@
                 <w:sz w:val="14"/>
                 <w:szCs w:val="14"/>
               </w:rPr>
-              <w:t xml:space="preserve"> Kein Längen-Check </w:t>
-            </w:r>
-            <w:r>
-              <w:rPr>
-                <w:sz w:val="14"/>
-                <w:szCs w:val="14"/>
-              </w:rPr>
-              <w:t xml:space="preserve">(kein </w:t>
+              <w:t xml:space="preserve"> Kein Längen-Check (kein </w:t>
             </w:r>
             <w:proofErr w:type="spellStart"/>
             <w:r>
@@ -1282,12 +1238,6 @@
         </w:tc>
       </w:tr>
       <w:tr>
-        <w:tblPrEx>
-          <w:tblCellMar>
-            <w:top w:w="0" w:type="dxa"/>
-            <w:bottom w:w="0" w:type="dxa"/>
-          </w:tblCellMar>
-        </w:tblPrEx>
         <w:trPr>
           <w:trHeight w:val="556"/>
         </w:trPr>
@@ -1544,12 +1494,6 @@
         </w:tc>
       </w:tr>
       <w:tr>
-        <w:tblPrEx>
-          <w:tblCellMar>
-            <w:top w:w="0" w:type="dxa"/>
-            <w:bottom w:w="0" w:type="dxa"/>
-          </w:tblCellMar>
-        </w:tblPrEx>
         <w:trPr>
           <w:trHeight w:val="375"/>
         </w:trPr>
@@ -1767,12 +1711,6 @@
         </w:tc>
       </w:tr>
       <w:tr>
-        <w:tblPrEx>
-          <w:tblCellMar>
-            <w:top w:w="0" w:type="dxa"/>
-            <w:bottom w:w="0" w:type="dxa"/>
-          </w:tblCellMar>
-        </w:tblPrEx>
         <w:trPr>
           <w:trHeight w:val="556"/>
         </w:trPr>
@@ -1997,61 +1935,155 @@
     <w:p>
       <w:pPr>
         <w:spacing w:after="60"/>
-      </w:pPr>
-      <w:r>
         <w:rPr>
           <w:sz w:val="16"/>
           <w:szCs w:val="16"/>
         </w:rPr>
-        <w:t xml:space="preserve">W04: In </w:t>
-      </w:r>
-      <w:proofErr w:type="spellStart"/>
+      </w:pPr>
       <w:r>
         <w:rPr>
           <w:sz w:val="16"/>
           <w:szCs w:val="16"/>
         </w:rPr>
-        <w:t>AddWorkshop</w:t>
-      </w:r>
-      <w:proofErr w:type="spellEnd"/>
+        <w:t xml:space="preserve">W04: In </w:t>
+      </w:r>
+      <w:proofErr w:type="spellStart"/>
       <w:r>
         <w:rPr>
           <w:sz w:val="16"/>
           <w:szCs w:val="16"/>
         </w:rPr>
-        <w:t xml:space="preserve"> (</w:t>
-      </w:r>
-      <w:proofErr w:type="spellStart"/>
+        <w:t>AddWorkshop</w:t>
+      </w:r>
+      <w:proofErr w:type="spellEnd"/>
       <w:r>
         <w:rPr>
           <w:sz w:val="16"/>
           <w:szCs w:val="16"/>
         </w:rPr>
-        <w:t>WorkshopModel</w:t>
-      </w:r>
-      <w:proofErr w:type="spellEnd"/>
+        <w:t xml:space="preserve"> (</w:t>
+      </w:r>
+      <w:proofErr w:type="spellStart"/>
       <w:r>
         <w:rPr>
           <w:sz w:val="16"/>
           <w:szCs w:val="16"/>
         </w:rPr>
-        <w:t xml:space="preserve">) fehlt eine Längenprüfung des Titels. Bei einem Titel über 255 Zeichen würde die Datenbank eine </w:t>
-      </w:r>
-      <w:proofErr w:type="spellStart"/>
+        <w:t>WorkshopModel</w:t>
+      </w:r>
+      <w:proofErr w:type="spellEnd"/>
       <w:r>
         <w:rPr>
           <w:sz w:val="16"/>
           <w:szCs w:val="16"/>
         </w:rPr>
-        <w:t>Exception</w:t>
-      </w:r>
-      <w:proofErr w:type="spellEnd"/>
+        <w:t>) fehlt</w:t>
+      </w:r>
       <w:r>
         <w:rPr>
           <w:sz w:val="16"/>
           <w:szCs w:val="16"/>
         </w:rPr>
-        <w:t xml:space="preserve"> werfen, die nicht abgefangen wird.</w:t>
+        <w:t>e</w:t>
+      </w:r>
+      <w:r>
+        <w:rPr>
+          <w:sz w:val="16"/>
+          <w:szCs w:val="16"/>
+        </w:rPr>
+        <w:t xml:space="preserve"> eine Längenprüfung des </w:t>
+      </w:r>
+      <w:proofErr w:type="spellStart"/>
+      <w:r>
+        <w:rPr>
+          <w:sz w:val="16"/>
+          <w:szCs w:val="16"/>
+        </w:rPr>
+        <w:t>t</w:t>
+      </w:r>
+      <w:r>
+        <w:rPr>
+          <w:sz w:val="16"/>
+          <w:szCs w:val="16"/>
+        </w:rPr>
+        <w:t>itels</w:t>
+      </w:r>
+      <w:proofErr w:type="spellEnd"/>
+      <w:r>
+        <w:rPr>
+          <w:sz w:val="16"/>
+          <w:szCs w:val="16"/>
+        </w:rPr>
+        <w:t xml:space="preserve">. </w:t>
+      </w:r>
+      <w:r>
+        <w:rPr>
+          <w:sz w:val="16"/>
+          <w:szCs w:val="16"/>
+        </w:rPr>
+        <w:t xml:space="preserve">Bei einem </w:t>
+      </w:r>
+      <w:proofErr w:type="spellStart"/>
+      <w:r>
+        <w:rPr>
+          <w:sz w:val="16"/>
+          <w:szCs w:val="16"/>
+        </w:rPr>
+        <w:t>t</w:t>
+      </w:r>
+      <w:r>
+        <w:rPr>
+          <w:sz w:val="16"/>
+          <w:szCs w:val="16"/>
+        </w:rPr>
+        <w:t>itel</w:t>
+      </w:r>
+      <w:proofErr w:type="spellEnd"/>
+      <w:r>
+        <w:rPr>
+          <w:sz w:val="16"/>
+          <w:szCs w:val="16"/>
+        </w:rPr>
+        <w:t xml:space="preserve"> über 255 Zeichen würde die Datenbank eine </w:t>
+      </w:r>
+      <w:proofErr w:type="spellStart"/>
+      <w:r>
+        <w:rPr>
+          <w:sz w:val="16"/>
+          <w:szCs w:val="16"/>
+        </w:rPr>
+        <w:t>Exception</w:t>
+      </w:r>
+      <w:proofErr w:type="spellEnd"/>
+      <w:r>
+        <w:rPr>
+          <w:sz w:val="16"/>
+          <w:szCs w:val="16"/>
+        </w:rPr>
+        <w:t xml:space="preserve"> werfen, die nicht abgefangen </w:t>
+      </w:r>
+      <w:proofErr w:type="spellStart"/>
+      <w:r>
+        <w:rPr>
+          <w:sz w:val="16"/>
+          <w:szCs w:val="16"/>
+        </w:rPr>
+        <w:t>wi</w:t>
+      </w:r>
+      <w:r>
+        <w:rPr>
+          <w:sz w:val="16"/>
+          <w:szCs w:val="16"/>
+        </w:rPr>
+        <w:t>urde</w:t>
+      </w:r>
+      <w:proofErr w:type="spellEnd"/>
+      <w:r>
+        <w:rPr>
+          <w:sz w:val="16"/>
+          <w:szCs w:val="16"/>
+        </w:rPr>
+        <w:t>.</w:t>
       </w:r>
     </w:p>
     <w:p>
@@ -2060,9 +2092,10 @@
           <w:sz w:val="16"/>
           <w:szCs w:val="16"/>
         </w:rPr>
-        <w:t xml:space="preserve">W05: Weder </w:t>
+        <w:t xml:space="preserve">W05: </w:t>
       </w:r>
       <w:proofErr w:type="spellStart"/>
+      <w:proofErr w:type="gramStart"/>
       <w:r>
         <w:rPr>
           <w:sz w:val="16"/>
@@ -2076,23 +2109,22 @@
           <w:sz w:val="16"/>
           <w:szCs w:val="16"/>
         </w:rPr>
-        <w:t xml:space="preserve"> noch </w:t>
-      </w:r>
-      <w:proofErr w:type="spellStart"/>
+        <w:t xml:space="preserve"> </w:t>
+      </w:r>
       <w:r>
         <w:rPr>
           <w:sz w:val="16"/>
           <w:szCs w:val="16"/>
         </w:rPr>
-        <w:t>AddWorkshop</w:t>
-      </w:r>
-      <w:proofErr w:type="spellEnd"/>
+        <w:t>,</w:t>
+      </w:r>
+      <w:proofErr w:type="gramEnd"/>
       <w:r>
         <w:rPr>
           <w:sz w:val="16"/>
           <w:szCs w:val="16"/>
         </w:rPr>
-        <w:t xml:space="preserve"> enthalten </w:t>
+        <w:t xml:space="preserve"> </w:t>
       </w:r>
       <w:proofErr w:type="spellStart"/>
       <w:r>
@@ -2100,7 +2132,7 @@
           <w:sz w:val="16"/>
           <w:szCs w:val="16"/>
         </w:rPr>
-        <w:t>try</w:t>
+        <w:t>AddWorkshop</w:t>
       </w:r>
       <w:proofErr w:type="spellEnd"/>
       <w:r>
@@ -2108,23 +2140,44 @@
           <w:sz w:val="16"/>
           <w:szCs w:val="16"/>
         </w:rPr>
-        <w:t xml:space="preserve">-catch-Blöcke. Eine fehlende Datenbankverbindung führt zu einer unbehandelten </w:t>
-      </w:r>
-      <w:proofErr w:type="spellStart"/>
+        <w:t xml:space="preserve"> enthalten</w:t>
+      </w:r>
       <w:r>
         <w:rPr>
           <w:sz w:val="16"/>
           <w:szCs w:val="16"/>
         </w:rPr>
-        <w:t>MySqlException</w:t>
-      </w:r>
-      <w:proofErr w:type="spellEnd"/>
+        <w:t xml:space="preserve"> keine</w:t>
+      </w:r>
       <w:r>
         <w:rPr>
           <w:sz w:val="16"/>
           <w:szCs w:val="16"/>
         </w:rPr>
-        <w:t xml:space="preserve"> und einem Absturz der Anwendung.</w:t>
+        <w:t xml:space="preserve"> </w:t>
+      </w:r>
+      <w:proofErr w:type="spellStart"/>
+      <w:r>
+        <w:rPr>
+          <w:sz w:val="16"/>
+          <w:szCs w:val="16"/>
+        </w:rPr>
+        <w:t>try</w:t>
+      </w:r>
+      <w:proofErr w:type="spellEnd"/>
+      <w:r>
+        <w:rPr>
+          <w:sz w:val="16"/>
+          <w:szCs w:val="16"/>
+        </w:rPr>
+        <w:t>-catch-Blöcke</w:t>
+      </w:r>
+      <w:r>
+        <w:rPr>
+          <w:sz w:val="16"/>
+          <w:szCs w:val="16"/>
+        </w:rPr>
+        <w:t>.</w:t>
       </w:r>
     </w:p>
     <w:sectPr>
